--- a/投稿操作单_InsightsIntoImaging.docx
+++ b/投稿操作单_InsightsIntoImaging.docx
@@ -389,7 +389,7 @@
         <w:pStyle w:val="Heading1"/>
       </w:pPr>
       <w:r>
-        <w:t>三、推荐审稿人</w:t>
+        <w:t>三、推荐审稿人：本刊非必填，已决定跳过</w:t>
       </w:r>
     </w:p>
     <w:p>
@@ -397,103 +397,7 @@
         <w:spacing w:after="140"/>
       </w:pPr>
       <w:r>
-        <w:t>系统一般要求 3–5 位并填邮箱。</w:t>
-      </w:r>
-      <w:r>
-        <w:rPr>
-          <w:b/>
-        </w:rPr>
-        <w:t>邮箱请自行到其近期论文的通讯作者信息里查证</w:t>
-      </w:r>
-      <w:r>
-        <w:t>，我不能凭空给。以下按推荐强度排序：</w:t>
-      </w:r>
-    </w:p>
-    <w:p>
-      <w:pPr>
-        <w:spacing w:after="140"/>
-      </w:pPr>
-      <w:r>
-        <w:rPr>
-          <w:b/>
-        </w:rPr>
-        <w:t>1. Hai Nguyen（Nguyen HN）</w:t>
-      </w:r>
-      <w:r>
-        <w:t xml:space="preserve"> —— 美国，超声诊断肠旋转不良的系统评价（Arch Dis Child 2021）、AJR 专家组综述（2022）与多中心研究（AJR 2025）第一作者。本文引用的 93–97% 与合并敏感度 94% 都出自其工作，本文正是在解释为什么真实世界达不到这个数。他最有资格评判这个论证是否成立。</w:t>
-      </w:r>
-    </w:p>
-    <w:p>
-      <w:pPr>
-        <w:spacing w:after="140"/>
-      </w:pPr>
-      <w:r>
-        <w:rPr>
-          <w:b/>
-        </w:rPr>
-        <w:t>2. Roland Gent / Lino Piotto</w:t>
-      </w:r>
-      <w:r>
-        <w:t xml:space="preserve"> —— 澳大利亚阿德莱德儿童医院，超声一线诊断路径（J Pediatr Surg 2021, Binu 等）与注水评估 D3（Pediatr Radiol 2014, Hennessey 等）的核心团队。本文关于 D3 与注水缺失的论点直接针对他们建立的技术标准。</w:t>
-      </w:r>
-    </w:p>
-    <w:p>
-      <w:pPr>
-        <w:spacing w:after="140"/>
-      </w:pPr>
-      <w:r>
-        <w:rPr>
-          <w:b/>
-        </w:rPr>
-        <w:t>3. Renaud Menten</w:t>
-      </w:r>
-      <w:r>
-        <w:t xml:space="preserve"> —— 比利时鲁汶，D3 腹膜后位征象的原始描述者（Pediatr Radiol 2012）。</w:t>
-      </w:r>
-    </w:p>
-    <w:p>
-      <w:pPr>
-        <w:spacing w:after="140"/>
-      </w:pPr>
-      <w:r>
-        <w:rPr>
-          <w:b/>
-        </w:rPr>
-        <w:t>4. Boaz Karmazyn</w:t>
-      </w:r>
-      <w:r>
-        <w:t xml:space="preserve"> —— 美国印第安纳，持"单凭 D3 位置不能确诊"的反方观点（Pediatr Radiol 2015），本文特意引用了他作为平衡。</w:t>
-      </w:r>
-      <w:r>
-        <w:rPr>
-          <w:b/>
-        </w:rPr>
-        <w:t>推荐持异议者反而显得坦荡</w:t>
-      </w:r>
-      <w:r>
-        <w:t>，且他确实是该领域权威。</w:t>
-      </w:r>
-    </w:p>
-    <w:p>
-      <w:pPr>
-        <w:spacing w:after="140"/>
-      </w:pPr>
-      <w:r>
-        <w:rPr>
-          <w:b/>
-        </w:rPr>
-        <w:t>5. Fiona McCurdie / Reem Meshaka</w:t>
-      </w:r>
-      <w:r>
-        <w:t xml:space="preserve"> —— 英国 GOSH，超声技术要点与陷阱综述（Pediatr Radiol 2024）。</w:t>
-      </w:r>
-    </w:p>
-    <w:p>
-      <w:pPr>
-        <w:spacing w:after="140"/>
-      </w:pPr>
-      <w:r>
-        <w:t>说明：这些人都被本文引用，属于正当推荐，不构成利益冲突。</w:t>
+        <w:t>系统中此项非必填，跳过即可，编辑部自有审稿人库。若临时改主意想填，候选名单与推荐理由见本仓库中本文件的上一版本；邮箱需到各人近期论文的 PubMed 记录 "Author information" 中自查，不要按单位邮箱格式推测。</w:t>
       </w:r>
     </w:p>
     <w:p>
@@ -534,7 +438,7 @@
         <w:pStyle w:val="Heading1"/>
       </w:pPr>
       <w:r>
-        <w:t>五、投稿前必须做的两个决定</w:t>
+        <w:t>五、两个决定已定</w:t>
       </w:r>
     </w:p>
     <w:p>
@@ -545,27 +449,10 @@
         <w:rPr>
           <w:b/>
         </w:rPr>
-        <w:t>决定一：投稿信里那段可选披露。</w:t>
+        <w:t>投稿信的前次评审披露段：保留。</w:t>
       </w:r>
       <w:r>
-        <w:t xml:space="preserve"> 我的建议是</w:t>
-      </w:r>
-      <w:r>
-        <w:rPr>
-          <w:b/>
-        </w:rPr>
-        <w:t>保留</w:t>
-      </w:r>
-      <w:r>
-        <w:t>。</w:t>
-      </w:r>
-    </w:p>
-    <w:p>
-      <w:pPr>
-        <w:spacing w:after="140"/>
-      </w:pPr>
-      <w:r>
-        <w:t>理由：小儿影像圈子不大，IiI 与 Pediatric Radiology 的审稿人池有重叠，被认出来的概率不低；主动说明"这已是换了研究问题的另一篇文章，可提供前次评审意见"，比被动被发现好得多。而且这一稿确实不是原稿的修订版——研究问题、主要分析、结论全部重建过，说得理直气壮。若你倾向删除，把整段连同 ⟦OPTIONAL…⟧ 标记一并删干净即可。</w:t>
+        <w:t xml:space="preserve"> 原来包在外面的可选标记已删除，该段现为投稿信正文的一部分，无需再处理。</w:t>
       </w:r>
     </w:p>
     <w:p>
@@ -576,19 +463,10 @@
         <w:rPr>
           <w:b/>
         </w:rPr>
-        <w:t>决定二：APC 的出处。</w:t>
+        <w:t>APC：由科室经费承担，不申请减免。</w:t>
       </w:r>
       <w:r>
-        <w:t xml:space="preserve"> 约 €2,890（另加税，按近年汇率约合人民币两万二三）。ESR 会员无折扣。</w:t>
-      </w:r>
-      <w:r>
-        <w:rPr>
-          <w:b/>
-        </w:rPr>
-        <w:t>投稿时就要在系统里选择是否申请减免</w:t>
-      </w:r>
-      <w:r>
-        <w:t>，录用后再谈会很被动。若科室经费能承担，正常投；若想申请减免，在投稿流程中提出，个案审核约两周答复。</w:t>
+        <w:t xml:space="preserve"> 投稿流程中遇到 waiver 相关询问，选择不申请即可。</w:t>
       </w:r>
     </w:p>
     <w:p>
@@ -596,7 +474,7 @@
         <w:pStyle w:val="Heading1"/>
       </w:pPr>
       <w:r>
-        <w:t>六、投稿前最后自检（八条）</w:t>
+        <w:t>六、投稿前最后自检</w:t>
       </w:r>
     </w:p>
     <w:p>
@@ -604,7 +482,7 @@
         <w:spacing w:after="140"/>
       </w:pPr>
       <w:r>
-        <w:t>1. 正文文件里搜一遍 "Wuhan"、"Yang"、"Shu"、"Bian"，确认盲审版无作者身份泄露（文件属性里的作者名也要清掉：Word → 文件 → 信息 → 检查文档 → 删除文档属性和个人信息）。</w:t>
+        <w:t>以下各项均已核对完毕，上传时确认一遍即可：</w:t>
       </w:r>
     </w:p>
     <w:p>
@@ -612,7 +490,15 @@
         <w:spacing w:after="140"/>
       </w:pPr>
       <w:r>
-        <w:t>2. 正文字数 2,997，未超 3,000 上限。</w:t>
+        <w:t>1. 盲审正文中无 "Wuhan"、"Yang"、"Shu"、"Bian" 等身份信息；全部 docx 的文档属性（作者、上次保存者、备注）已清空，无需再在 Word 里手动检查。</w:t>
+      </w:r>
+    </w:p>
+    <w:p>
+      <w:pPr>
+        <w:spacing w:after="140"/>
+      </w:pPr>
+      <w:r>
+        <w:t>2. 正文 2,997 词，未超 3,000 上限。</w:t>
       </w:r>
     </w:p>
     <w:p>
@@ -644,7 +530,7 @@
         <w:spacing w:after="140"/>
       </w:pPr>
       <w:r>
-        <w:t>6. 图片文件名已与图号一致，上传时按名字对号入座即可。</w:t>
+        <w:t>6. 图片文件名与图号一致，按名字对号入座即可。</w:t>
       </w:r>
     </w:p>
     <w:p>
@@ -660,7 +546,7 @@
         <w:spacing w:after="140"/>
       </w:pPr>
       <w:r>
-        <w:t>8. 投稿信日期已改为当天。</w:t>
+        <w:t>8. 投稿信日期已设为 2026 年 9 月 3 日。</w:t>
       </w:r>
     </w:p>
     <w:p>

--- a/投稿操作单_InsightsIntoImaging.docx
+++ b/投稿操作单_InsightsIntoImaging.docx
@@ -5,7 +5,7 @@
     <w:p>
       <w:pPr>
         <w:pStyle w:val="Title"/>
-        <w:spacing w:after="140"/>
+        <w:spacing w:after="160"/>
       </w:pPr>
       <w:r>
         <w:t>Insights into Imaging 投稿操作单</w:t>
@@ -13,7 +13,7 @@
     </w:p>
     <w:p>
       <w:pPr>
-        <w:spacing w:after="140"/>
+        <w:spacing w:after="160"/>
       </w:pPr>
       <w:r>
         <w:t>稿件：Routine ultrasound reports for intestinal malrotation rarely document duodenal landmarks: a report-level audit of 740 preoperative examinations in 465 surgically confirmed children</w:t>
@@ -21,7 +21,7 @@
     </w:p>
     <w:p>
       <w:pPr>
-        <w:spacing w:after="140"/>
+        <w:spacing w:after="160"/>
       </w:pPr>
       <w:r>
         <w:t>投稿系统：Editorial Manager。以下内容可直接复制粘贴。</w:t>
@@ -37,7 +37,7 @@
     </w:p>
     <w:p>
       <w:pPr>
-        <w:spacing w:after="140"/>
+        <w:spacing w:after="160"/>
       </w:pPr>
       <w:r>
         <w:rPr>
@@ -51,7 +51,7 @@
     </w:p>
     <w:p>
       <w:pPr>
-        <w:spacing w:after="140"/>
+        <w:spacing w:after="160"/>
       </w:pPr>
       <w:r>
         <w:t>上传前先决定那段可选的"前次评审披露"是留是删（见第五节）。日期改成投稿当天。</w:t>
@@ -59,7 +59,7 @@
     </w:p>
     <w:p>
       <w:pPr>
-        <w:spacing w:after="140"/>
+        <w:spacing w:after="160"/>
       </w:pPr>
       <w:r>
         <w:rPr>
@@ -73,7 +73,7 @@
     </w:p>
     <w:p>
       <w:pPr>
-        <w:spacing w:after="140"/>
+        <w:spacing w:after="160"/>
       </w:pPr>
       <w:r>
         <w:t>含作者、单位、ORCID、通讯方式、伦理批件号与全部 Declarations。</w:t>
@@ -90,7 +90,7 @@
     </w:p>
     <w:p>
       <w:pPr>
-        <w:spacing w:after="140"/>
+        <w:spacing w:after="160"/>
       </w:pPr>
       <w:r>
         <w:rPr>
@@ -104,15 +104,15 @@
     </w:p>
     <w:p>
       <w:pPr>
-        <w:spacing w:after="140"/>
+        <w:spacing w:after="160"/>
       </w:pPr>
       <w:r>
-        <w:t>2,997 词，含 4 表 3 图（图已内嵌便于评审阅读）。文中无任何作者身份信息。</w:t>
+        <w:t>2,998 词，含 4 表 3 图（图已内嵌便于评审阅读）。文中无任何作者身份信息。</w:t>
       </w:r>
     </w:p>
     <w:p>
       <w:pPr>
-        <w:spacing w:after="140"/>
+        <w:spacing w:after="160"/>
       </w:pPr>
       <w:r>
         <w:rPr>
@@ -123,7 +123,7 @@
     </w:p>
     <w:p>
       <w:pPr>
-        <w:spacing w:after="140"/>
+        <w:spacing w:after="160"/>
       </w:pPr>
       <w:r>
         <w:t>• `Fig1_study_flow.png` → Figure 1（流程图）</w:t>
@@ -131,7 +131,7 @@
     </w:p>
     <w:p>
       <w:pPr>
-        <w:spacing w:after="140"/>
+        <w:spacing w:after="160"/>
       </w:pPr>
       <w:r>
         <w:t>• `Fig2_detection_by_modality.png` → Figure 2（各模态检出，分母醒目标注）</w:t>
@@ -139,7 +139,7 @@
     </w:p>
     <w:p>
       <w:pPr>
-        <w:spacing w:after="140"/>
+        <w:spacing w:after="160"/>
       </w:pPr>
       <w:r>
         <w:t>• `Fig3_ultrasound_report_audit.png` → Figure 3（超声报告内容审计，核心图）</w:t>
@@ -147,7 +147,7 @@
     </w:p>
     <w:p>
       <w:pPr>
-        <w:spacing w:after="140"/>
+        <w:spacing w:after="160"/>
       </w:pPr>
       <w:r>
         <w:t>文件名已与正文图号一一对应，按名字上传即可。</w:t>
@@ -155,7 +155,7 @@
     </w:p>
     <w:p>
       <w:pPr>
-        <w:spacing w:after="140"/>
+        <w:spacing w:after="160"/>
       </w:pPr>
       <w:r>
         <w:rPr>
@@ -166,7 +166,7 @@
     </w:p>
     <w:p>
       <w:pPr>
-        <w:spacing w:after="140"/>
+        <w:spacing w:after="160"/>
       </w:pPr>
       <w:r>
         <w:t>• `Online_Resource_1_NLP_and_report_audit.docx` —— 算法规则、验证、内容审计正则表</w:t>
@@ -174,7 +174,7 @@
     </w:p>
     <w:p>
       <w:pPr>
-        <w:spacing w:after="140"/>
+        <w:spacing w:after="160"/>
       </w:pPr>
       <w:r>
         <w:t>• `Online_Resource_1_classifier.py` —— 规则集的可运行实现（若系统不收 .py，压缩成 zip 或改后缀为 .txt 并在文件名注明）</w:t>
@@ -182,7 +182,7 @@
     </w:p>
     <w:p>
       <w:pPr>
-        <w:spacing w:after="140"/>
+        <w:spacing w:after="160"/>
       </w:pPr>
       <w:r>
         <w:t>• `Online_Resource_2_models_and_subgroups.docx` —— GEE 模型、配对亚组、分层分析（内含 Fig. S1）</w:t>
@@ -190,7 +190,7 @@
     </w:p>
     <w:p>
       <w:pPr>
-        <w:spacing w:after="140"/>
+        <w:spacing w:after="160"/>
       </w:pPr>
       <w:r>
         <w:t>• `FigS1_paired_subgroup.png` → Fig. S1（附录图，配对亚组）</w:t>
@@ -198,7 +198,7 @@
     </w:p>
     <w:p>
       <w:pPr>
-        <w:spacing w:after="140"/>
+        <w:spacing w:after="160"/>
       </w:pPr>
       <w:r>
         <w:t>• `Online_Resource_3_CT_and_UGI_content_audit.docx` —— CT 与造影报告内容审计</w:t>
@@ -206,7 +206,7 @@
     </w:p>
     <w:p>
       <w:pPr>
-        <w:spacing w:after="140"/>
+        <w:spacing w:after="160"/>
       </w:pPr>
       <w:r>
         <w:rPr>
@@ -228,7 +228,7 @@
     </w:p>
     <w:p>
       <w:pPr>
-        <w:spacing w:after="140"/>
+        <w:spacing w:after="160"/>
       </w:pPr>
       <w:r>
         <w:rPr>
@@ -242,7 +242,7 @@
     </w:p>
     <w:p>
       <w:pPr>
-        <w:spacing w:after="140"/>
+        <w:spacing w:after="160"/>
       </w:pPr>
       <w:r>
         <w:rPr>
@@ -256,7 +256,7 @@
     </w:p>
     <w:p>
       <w:pPr>
-        <w:spacing w:after="140"/>
+        <w:spacing w:after="160"/>
       </w:pPr>
       <w:r>
         <w:rPr>
@@ -270,7 +270,7 @@
     </w:p>
     <w:p>
       <w:pPr>
-        <w:spacing w:after="140"/>
+        <w:spacing w:after="160"/>
       </w:pPr>
       <w:r>
         <w:rPr>
@@ -284,7 +284,7 @@
     </w:p>
     <w:p>
       <w:pPr>
-        <w:spacing w:after="140"/>
+        <w:spacing w:after="160"/>
       </w:pPr>
       <w:r>
         <w:rPr>
@@ -298,7 +298,7 @@
     </w:p>
     <w:p>
       <w:pPr>
-        <w:spacing w:after="140"/>
+        <w:spacing w:after="160"/>
       </w:pPr>
       <w:r>
         <w:rPr>
@@ -312,15 +312,15 @@
     </w:p>
     <w:p>
       <w:pPr>
-        <w:spacing w:after="140"/>
+        <w:spacing w:after="160"/>
       </w:pPr>
       <w:r>
-        <w:t>Duodenal landmarks appeared in none of 119 routine ultrasound reports.</w:t>
+        <w:t>Duodenal landmarks appeared in two of 119 routine ultrasound reports.</w:t>
       </w:r>
     </w:p>
     <w:p>
       <w:pPr>
-        <w:spacing w:after="140"/>
+        <w:spacing w:after="160"/>
       </w:pPr>
       <w:r>
         <w:t>A recorded whirlpool sign separated positive from negative ultrasound reports.</w:t>
@@ -328,7 +328,7 @@
     </w:p>
     <w:p>
       <w:pPr>
-        <w:spacing w:after="140"/>
+        <w:spacing w:after="160"/>
       </w:pPr>
       <w:r>
         <w:t>Detection improved when the examination changed, not as time passed.</w:t>
@@ -336,7 +336,7 @@
     </w:p>
     <w:p>
       <w:pPr>
-        <w:spacing w:after="140"/>
+        <w:spacing w:after="160"/>
       </w:pPr>
       <w:r>
         <w:rPr>
@@ -350,7 +350,7 @@
     </w:p>
     <w:p>
       <w:pPr>
-        <w:spacing w:after="140"/>
+        <w:spacing w:after="160"/>
       </w:pPr>
       <w:r>
         <w:t>A department adopting an ultrasound-first pathway on the strength of published sensitivities of 93–97% should first audit whether its own reports document the duodenal landmarks that produced those figures; where they do not, the achievable detection rate is far lower and a negative ultrasound cannot exclude malrotation.</w:t>
@@ -358,7 +358,7 @@
     </w:p>
     <w:p>
       <w:pPr>
-        <w:spacing w:after="140"/>
+        <w:spacing w:after="160"/>
       </w:pPr>
       <w:r>
         <w:rPr>
@@ -372,7 +372,7 @@
     </w:p>
     <w:p>
       <w:pPr>
-        <w:spacing w:after="140"/>
+        <w:spacing w:after="160"/>
       </w:pPr>
       <w:r>
         <w:rPr>
@@ -394,7 +394,7 @@
     </w:p>
     <w:p>
       <w:pPr>
-        <w:spacing w:after="140"/>
+        <w:spacing w:after="160"/>
       </w:pPr>
       <w:r>
         <w:t>系统中此项非必填，跳过即可，编辑部自有审稿人库。若临时改主意想填，候选名单与推荐理由见本仓库中本文件的上一版本；邮箱需到各人近期论文的 PubMed 记录 "Author information" 中自查，不要按单位邮箱格式推测。</w:t>
@@ -410,7 +410,7 @@
     </w:p>
     <w:p>
       <w:pPr>
-        <w:spacing w:after="140"/>
+        <w:spacing w:after="160"/>
       </w:pPr>
       <w:r>
         <w:t>我的建议是</w:t>
@@ -427,7 +427,7 @@
     </w:p>
     <w:p>
       <w:pPr>
-        <w:spacing w:after="140"/>
+        <w:spacing w:after="160"/>
       </w:pPr>
       <w:r>
         <w:t>前次在 Pediatric Radiology 是 Sodhi 教授作为 Section Editor 拒稿的，他同时也是本文参考文献 11 的作者。把他列入回避名单，一是显得防御性过强，二是万一被看到会很难堪，三是——更实际的——这一稿已经把他那三条意见全部正面回应了，如果真轮到他评审，大概率会是正面的。</w:t>
@@ -443,7 +443,7 @@
     </w:p>
     <w:p>
       <w:pPr>
-        <w:spacing w:after="140"/>
+        <w:spacing w:after="160"/>
       </w:pPr>
       <w:r>
         <w:rPr>
@@ -457,7 +457,7 @@
     </w:p>
     <w:p>
       <w:pPr>
-        <w:spacing w:after="140"/>
+        <w:spacing w:after="160"/>
       </w:pPr>
       <w:r>
         <w:rPr>
@@ -479,7 +479,7 @@
     </w:p>
     <w:p>
       <w:pPr>
-        <w:spacing w:after="140"/>
+        <w:spacing w:after="160"/>
       </w:pPr>
       <w:r>
         <w:t>以下各项均已核对完毕，上传时确认一遍即可：</w:t>
@@ -487,7 +487,7 @@
     </w:p>
     <w:p>
       <w:pPr>
-        <w:spacing w:after="140"/>
+        <w:spacing w:after="160"/>
       </w:pPr>
       <w:r>
         <w:t>1. 盲审正文中无 "Wuhan"、"Yang"、"Shu"、"Bian" 等身份信息；全部 docx 的文档属性（作者、上次保存者、备注）已清空，无需再在 Word 里手动检查。</w:t>
@@ -495,15 +495,15 @@
     </w:p>
     <w:p>
       <w:pPr>
-        <w:spacing w:after="140"/>
+        <w:spacing w:after="160"/>
       </w:pPr>
       <w:r>
-        <w:t>2. 正文 2,997 词，未超 3,000 上限。</w:t>
+        <w:t>2. 正文 2,998 词，未超 3,000 上限。</w:t>
       </w:r>
     </w:p>
     <w:p>
       <w:pPr>
-        <w:spacing w:after="140"/>
+        <w:spacing w:after="160"/>
       </w:pPr>
       <w:r>
         <w:t>3. 摘要为 Objectives / Methods / Results / Conclusion 四段式。</w:t>
@@ -511,7 +511,7 @@
     </w:p>
     <w:p>
       <w:pPr>
-        <w:spacing w:after="140"/>
+        <w:spacing w:after="160"/>
       </w:pPr>
       <w:r>
         <w:t>4. Key Points 三条，每条 10 词，未复用摘要或正文原句。</w:t>
@@ -519,7 +519,7 @@
     </w:p>
     <w:p>
       <w:pPr>
-        <w:spacing w:after="140"/>
+        <w:spacing w:after="160"/>
       </w:pPr>
       <w:r>
         <w:t>5. 图题 ≤15 词、图注 ≤300 词，且都在正文里而非图片文件内。</w:t>
@@ -527,7 +527,7 @@
     </w:p>
     <w:p>
       <w:pPr>
-        <w:spacing w:after="140"/>
+        <w:spacing w:after="160"/>
       </w:pPr>
       <w:r>
         <w:t>6. 图片文件名与图号一致，按名字对号入座即可。</w:t>
@@ -535,7 +535,7 @@
     </w:p>
     <w:p>
       <w:pPr>
-        <w:spacing w:after="140"/>
+        <w:spacing w:after="160"/>
       </w:pPr>
       <w:r>
         <w:t>7. Title Page 与系统表单里的 Declarations 完全一致。</w:t>
@@ -543,7 +543,7 @@
     </w:p>
     <w:p>
       <w:pPr>
-        <w:spacing w:after="140"/>
+        <w:spacing w:after="160"/>
       </w:pPr>
       <w:r>
         <w:t>8. 投稿信日期已设为 2026 年 9 月 3 日。</w:t>
@@ -559,7 +559,7 @@
     </w:p>
     <w:p>
       <w:pPr>
-        <w:spacing w:after="140"/>
+        <w:spacing w:after="160"/>
       </w:pPr>
       <w:r>
         <w:t>ESR 系期刊初审（编辑部技术检查 + 主编分流）通常 1–2 周；送审后首轮意见多在 4–8 周。技术检查阶段最常见的退回原因是格式细节（字数、Key Points、声明不一致），这几项前面都已核对过。</w:t>
@@ -567,7 +567,7 @@
     </w:p>
     <w:p>
       <w:pPr>
-        <w:spacing w:after="140"/>
+        <w:spacing w:after="160"/>
       </w:pPr>
       <w:r>
         <w:t>若收到修回意见，把意见发我，我按现有分析基础直接出修回稿与逐条回复——原始数据、全部分析脚本和文稿源文件都在仓库 `analysis/` 里，可完整复现每一个数字。</w:t>
@@ -575,7 +575,7 @@
     </w:p>
     <w:sectPr>
       <w:pgSz w:w="12240" w:h="15840"/>
-      <w:pgMar w:top="1440" w:right="1296" w:bottom="1440" w:left="1296" w:header="720" w:footer="720" w:gutter="0"/>
+      <w:pgMar w:top="1440" w:right="1440" w:bottom="1440" w:left="1440" w:header="720" w:footer="720" w:gutter="0"/>
       <w:cols w:space="720"/>
       <w:docGrid w:linePitch="360"/>
     </w:sectPr>
@@ -947,8 +947,8 @@
     <w:qFormat/>
     <w:rsid w:val="00FC693F"/>
     <w:rPr>
-      <w:rFonts w:ascii="Times New Roman" w:hAnsi="Times New Roman" w:eastAsia="SimSun"/>
-      <w:sz w:val="22"/>
+      <w:rFonts w:ascii="DengXian" w:hAnsi="DengXian"/>
+      <w:sz w:val="21"/>
     </w:rPr>
   </w:style>
   <w:style w:type="paragraph" w:styleId="Header">

--- a/投稿操作单_InsightsIntoImaging.docx
+++ b/投稿操作单_InsightsIntoImaging.docx
@@ -107,7 +107,7 @@
         <w:spacing w:after="160"/>
       </w:pPr>
       <w:r>
-        <w:t>2,998 词，含 4 表 3 图（图已内嵌便于评审阅读）。文中无任何作者身份信息。</w:t>
+        <w:t>2,997 词，含 4 表 3 图（图已内嵌便于评审阅读）。文中无任何作者身份信息。</w:t>
       </w:r>
     </w:p>
     <w:p>
@@ -315,7 +315,7 @@
         <w:spacing w:after="160"/>
       </w:pPr>
       <w:r>
-        <w:t>Duodenal landmarks appeared in two of 119 routine ultrasound reports.</w:t>
+        <w:t>Duodenal landmarks appeared in three of 119 routine ultrasound examinations.</w:t>
       </w:r>
     </w:p>
     <w:p>
@@ -498,7 +498,7 @@
         <w:spacing w:after="160"/>
       </w:pPr>
       <w:r>
-        <w:t>2. 正文 2,998 词，未超 3,000 上限。</w:t>
+        <w:t>2. 正文 2,997 词，未超 3,000 上限。</w:t>
       </w:r>
     </w:p>
     <w:p>

--- a/投稿操作单_InsightsIntoImaging.docx
+++ b/投稿操作单_InsightsIntoImaging.docx
@@ -107,7 +107,7 @@
         <w:spacing w:after="160"/>
       </w:pPr>
       <w:r>
-        <w:t>2,997 词，含 4 表 3 图（图已内嵌便于评审阅读）。文中无任何作者身份信息。</w:t>
+        <w:t>2,998 词，含 4 表 3 图（图已内嵌便于评审阅读）。文中无任何作者身份信息。</w:t>
       </w:r>
     </w:p>
     <w:p>
@@ -498,7 +498,7 @@
         <w:spacing w:after="160"/>
       </w:pPr>
       <w:r>
-        <w:t>2. 正文 2,997 词，未超 3,000 上限。</w:t>
+        <w:t>2. 正文 2,998 词，未超 3,000 上限。</w:t>
       </w:r>
     </w:p>
     <w:p>

--- a/投稿操作单_InsightsIntoImaging.docx
+++ b/投稿操作单_InsightsIntoImaging.docx
@@ -16,7 +16,7 @@
         <w:spacing w:after="160"/>
       </w:pPr>
       <w:r>
-        <w:t>稿件：Routine ultrasound reports for intestinal malrotation rarely document duodenal landmarks: a report-level audit of 740 preoperative examinations in 465 surgically confirmed children</w:t>
+        <w:t>稿件：Routine ultrasound reports for intestinal malrotation rarely document duodenal landmarks: an audit of 740 preoperative index examinations in 410 surgically confirmed children</w:t>
       </w:r>
     </w:p>
     <w:p>
@@ -251,7 +251,7 @@
         <w:t>Title</w:t>
       </w:r>
       <w:r>
-        <w:t>：Routine ultrasound reports for intestinal malrotation rarely document duodenal landmarks: a report-level audit of 740 preoperative examinations in 465 surgically confirmed children</w:t>
+        <w:t>：Routine ultrasound reports for intestinal malrotation rarely document duodenal landmarks: an audit of 740 preoperative index examinations in 410 surgically confirmed children</w:t>
       </w:r>
     </w:p>
     <w:p>

--- a/投稿操作单_InsightsIntoImaging.docx
+++ b/投稿操作单_InsightsIntoImaging.docx
@@ -54,7 +54,7 @@
         <w:spacing w:after="160"/>
       </w:pPr>
       <w:r>
-        <w:t>上传前先决定那段可选的"前次评审披露"是留是删（见第五节）。日期改成投稿当天。</w:t>
+        <w:t>日期已填 2026 年 9 月 5 日；若实际投稿日不同，改成投稿当天。</w:t>
       </w:r>
     </w:p>
     <w:p>
@@ -449,10 +449,10 @@
         <w:rPr>
           <w:b/>
         </w:rPr>
-        <w:t>投稿信的前次评审披露段：保留。</w:t>
+        <w:t>投稿信的前次评审披露段：已删除。</w:t>
       </w:r>
       <w:r>
-        <w:t xml:space="preserve"> 原来包在外面的可选标记已删除，该段现为投稿信正文的一部分，无需再处理。</w:t>
+        <w:t xml:space="preserve"> 投稿信不再提及前次投稿与评审。若 Editorial Manager 的投稿流程中出现"是否曾在其他期刊投稿"一类的必答问项，据实回答即可，但不必在投稿信正文中主动展开。</w:t>
       </w:r>
     </w:p>
     <w:p>

--- a/投稿操作单_InsightsIntoImaging.docx
+++ b/投稿操作单_InsightsIntoImaging.docx
@@ -323,7 +323,7 @@
         <w:spacing w:after="160"/>
       </w:pPr>
       <w:r>
-        <w:t>A recorded whirlpool sign separated positive from negative ultrasound reports.</w:t>
+        <w:t>A whirlpool sign was recorded in only half the children with confirmed volvulus.</w:t>
       </w:r>
     </w:p>
     <w:p>
@@ -331,7 +331,7 @@
         <w:spacing w:after="160"/>
       </w:pPr>
       <w:r>
-        <w:t>Detection improved when the examination changed, not as time passed.</w:t>
+        <w:t>Detection rose with a change in examination type as much as with calendar era.</w:t>
       </w:r>
     </w:p>
     <w:p>
@@ -353,7 +353,7 @@
         <w:spacing w:after="160"/>
       </w:pPr>
       <w:r>
-        <w:t>A department adopting an ultrasound-first pathway on the strength of published sensitivities of 93–97% should first audit whether its own reports document the duodenal landmarks that produced those figures; where they do not, the achievable detection rate is far lower and a negative ultrasound cannot exclude malrotation.</w:t>
+        <w:t>Departments adopting ultrasound-first pathways for malrotation should audit whether their own reports document the duodenal landmarks that produced the published sensitivities; in this department they almost never did.</w:t>
       </w:r>
     </w:p>
     <w:p>
@@ -498,7 +498,7 @@
         <w:spacing w:after="160"/>
       </w:pPr>
       <w:r>
-        <w:t>2. 正文 2,998 词，未超 3,000 上限。</w:t>
+        <w:t>2. 正文 3,000 词，摘要 248 词，Critical relevance statement 28 词。</w:t>
       </w:r>
     </w:p>
     <w:p>
@@ -514,7 +514,7 @@
         <w:spacing w:after="160"/>
       </w:pPr>
       <w:r>
-        <w:t>4. Key Points 三条，每条 10 词，未复用摘要或正文原句。</w:t>
+        <w:t>4. Key Points 三条，每条 9–14 词，未复用摘要或正文原句；与正文 Key Points 节逐字一致。</w:t>
       </w:r>
     </w:p>
     <w:p>

--- a/投稿操作单_InsightsIntoImaging.docx
+++ b/投稿操作单_InsightsIntoImaging.docx
@@ -107,7 +107,7 @@
         <w:spacing w:after="160"/>
       </w:pPr>
       <w:r>
-        <w:t>2,998 词，含 4 表 3 图（图已内嵌便于评审阅读）。文中无任何作者身份信息。</w:t>
+        <w:t>3,000 词，含 4 表 3 图（图已内嵌便于评审阅读）。文中无任何作者身份信息。</w:t>
       </w:r>
     </w:p>
     <w:p>

--- a/投稿操作单_InsightsIntoImaging.docx
+++ b/投稿操作单_InsightsIntoImaging.docx
@@ -364,6 +364,142 @@
         <w:rPr>
           <w:b/>
         </w:rPr>
+        <w:t>Authors</w:t>
+      </w:r>
+      <w:r>
+        <w:t>（按顺序录入，共 10 位；第一作者 Jun Shu，通讯作者 Jun Yang）：</w:t>
+      </w:r>
+    </w:p>
+    <w:p>
+      <w:pPr>
+        <w:spacing w:after="160"/>
+      </w:pPr>
+      <w:r>
+        <w:t>1. Jun Shu — 单位 ①（第一作者）</w:t>
+      </w:r>
+    </w:p>
+    <w:p>
+      <w:pPr>
+        <w:spacing w:after="160"/>
+      </w:pPr>
+      <w:r>
+        <w:t>2. Guanghua Zhang — 单位 ①</w:t>
+      </w:r>
+    </w:p>
+    <w:p>
+      <w:pPr>
+        <w:spacing w:after="160"/>
+      </w:pPr>
+      <w:r>
+        <w:t>3. Fei Peng — 单位 ①</w:t>
+      </w:r>
+    </w:p>
+    <w:p>
+      <w:pPr>
+        <w:spacing w:after="160"/>
+      </w:pPr>
+      <w:r>
+        <w:t>4. Kai Zheng — 单位 ①</w:t>
+      </w:r>
+    </w:p>
+    <w:p>
+      <w:pPr>
+        <w:spacing w:after="160"/>
+      </w:pPr>
+      <w:r>
+        <w:t>5. Hongxi Guo — 单位 ①</w:t>
+      </w:r>
+    </w:p>
+    <w:p>
+      <w:pPr>
+        <w:spacing w:after="160"/>
+      </w:pPr>
+      <w:r>
+        <w:t>6. Haiyan Lei — 单位 ①</w:t>
+      </w:r>
+    </w:p>
+    <w:p>
+      <w:pPr>
+        <w:spacing w:after="160"/>
+      </w:pPr>
+      <w:r>
+        <w:t>7. Haibin Wang — 单位 ①</w:t>
+      </w:r>
+    </w:p>
+    <w:p>
+      <w:pPr>
+        <w:spacing w:after="160"/>
+      </w:pPr>
+      <w:r>
+        <w:t>8. Zhengliang Meng — 单位 ②</w:t>
+      </w:r>
+    </w:p>
+    <w:p>
+      <w:pPr>
+        <w:spacing w:after="160"/>
+      </w:pPr>
+      <w:r>
+        <w:t>9. Hongqiang Bian — 单位 ①</w:t>
+      </w:r>
+    </w:p>
+    <w:p>
+      <w:pPr>
+        <w:spacing w:after="160"/>
+      </w:pPr>
+      <w:r>
+        <w:t>10. Jun Yang — 单位 ①（通讯作者）</w:t>
+      </w:r>
+    </w:p>
+    <w:p>
+      <w:pPr>
+        <w:spacing w:after="160"/>
+      </w:pPr>
+      <w:r>
+        <w:rPr>
+          <w:b/>
+        </w:rPr>
+        <w:t>单位 ①</w:t>
+      </w:r>
+      <w:r>
+        <w:t>：Department of General Surgery, Wuhan Children's Hospital (Wuhan Maternal and Child Healthcare Hospital), Tongji Medical College, Huazhong University of Science &amp; Technology, Wuhan 430016, Hubei Province, China</w:t>
+      </w:r>
+    </w:p>
+    <w:p>
+      <w:pPr>
+        <w:spacing w:after="160"/>
+      </w:pPr>
+      <w:r>
+        <w:rPr>
+          <w:b/>
+        </w:rPr>
+        <w:t>单位 ②</w:t>
+      </w:r>
+      <w:r>
+        <w:t>：Department of Ultrasound Imaging, Wuhan Children's Hospital (Wuhan Maternal and Child Healthcare Hospital), Tongji Medical College, Huazhong University of Science &amp; Technology, Wuhan 430016, Hubei Province, China</w:t>
+      </w:r>
+    </w:p>
+    <w:p>
+      <w:pPr>
+        <w:spacing w:after="160"/>
+      </w:pPr>
+      <w:r>
+        <w:rPr>
+          <w:b/>
+        </w:rPr>
+        <w:t>ORCID</w:t>
+      </w:r>
+      <w:r>
+        <w:t>：仅 Jun Shu（0009-0001-3003-1452）与 Jun Yang（0009-0006-0669-4340）已知；其余八位若有 ORCID，在系统里各自补填，非必填。</w:t>
+      </w:r>
+    </w:p>
+    <w:p>
+      <w:pPr>
+        <w:spacing w:after="160"/>
+      </w:pPr>
+      <w:r>
+        <w:rPr>
+          <w:b/>
+        </w:rPr>
         <w:t>Corresponding author</w:t>
       </w:r>
       <w:r>

--- a/投稿操作单_InsightsIntoImaging.docx
+++ b/投稿操作单_InsightsIntoImaging.docx
@@ -107,7 +107,7 @@
         <w:spacing w:after="160"/>
       </w:pPr>
       <w:r>
-        <w:t>3,000 词，含 4 表 3 图（图已内嵌便于评审阅读）。文中无任何作者身份信息。</w:t>
+        <w:t>2,999 词，含 4 表 3 图（图已内嵌便于评审阅读）。文中无任何作者身份信息。</w:t>
       </w:r>
     </w:p>
     <w:p>
@@ -634,7 +634,7 @@
         <w:spacing w:after="160"/>
       </w:pPr>
       <w:r>
-        <w:t>2. 正文 3,000 词，摘要 248 词，Critical relevance statement 28 词。</w:t>
+        <w:t>2. 正文 2,999 词，摘要 248 词，Critical relevance statement 28 词。</w:t>
       </w:r>
     </w:p>
     <w:p>
@@ -682,7 +682,7 @@
         <w:spacing w:after="160"/>
       </w:pPr>
       <w:r>
-        <w:t>8. 投稿信日期已设为 2026 年 9 月 3 日。</w:t>
+        <w:t>8. 投稿信日期已设为 2026 年 9 月 5 日。</w:t>
       </w:r>
     </w:p>
     <w:p>

--- a/投稿操作单_InsightsIntoImaging.docx
+++ b/投稿操作单_InsightsIntoImaging.docx
@@ -107,7 +107,7 @@
         <w:spacing w:after="160"/>
       </w:pPr>
       <w:r>
-        <w:t>2,999 词，含 4 表 3 图（图已内嵌便于评审阅读）。文中无任何作者身份信息。</w:t>
+        <w:t>2,994 词，含 4 表 3 图（图已内嵌便于评审阅读）。文中无任何作者身份信息。</w:t>
       </w:r>
     </w:p>
     <w:p>
@@ -161,7 +161,43 @@
         <w:rPr>
           <w:b/>
         </w:rPr>
-        <w:t>5. Supplementary / Online Resources</w:t>
+        <w:t>5. Graphical Abstract</w:t>
+      </w:r>
+      <w:r>
+        <w:t xml:space="preserve"> —— `Graphical_Abstract.tif`（备份 `Graphical_Abstract.png`）</w:t>
+      </w:r>
+    </w:p>
+    <w:p>
+      <w:pPr>
+        <w:spacing w:after="160"/>
+      </w:pPr>
+      <w:r>
+        <w:t>单幅 300 dpi、RGB、LZW 压缩 TIFF，4052 × 1813 px。图上已注明本研究为 case-only 设计、这些是报告层面检出率而非敏感度——单独看到这张图的人不会误读成敏感度。</w:t>
+      </w:r>
+    </w:p>
+    <w:p>
+      <w:pPr>
+        <w:spacing w:after="160"/>
+      </w:pPr>
+      <w:r>
+        <w:rPr>
+          <w:b/>
+        </w:rPr>
+        <w:t>投稿前请在系统里确认这一项</w:t>
+      </w:r>
+      <w:r>
+        <w:t>：Insights into Imaging 的官方页面（springeropen、journals.myesr.org、i3-journal.org）在制作时均无法访问，检索到的两处说法一处称「所有投稿必交」、一处称「可选、按期刊模板」。文件已备好，无论哪种都能直接上传；若系统要求套用期刊自己的模板，把这张图作为内容填进模板即可。</w:t>
+      </w:r>
+    </w:p>
+    <w:p>
+      <w:pPr>
+        <w:spacing w:after="160"/>
+      </w:pPr>
+      <w:r>
+        <w:rPr>
+          <w:b/>
+        </w:rPr>
+        <w:t>6. Supplementary / Online Resources</w:t>
       </w:r>
     </w:p>
     <w:p>
@@ -212,7 +248,7 @@
         <w:rPr>
           <w:b/>
         </w:rPr>
-        <w:t>6. Reporting checklist</w:t>
+        <w:t>7. Reporting checklist</w:t>
       </w:r>
       <w:r>
         <w:t xml:space="preserve"> —— `STROBE_checklist.docx`</w:t>
@@ -634,7 +670,7 @@
         <w:spacing w:after="160"/>
       </w:pPr>
       <w:r>
-        <w:t>2. 正文 2,999 词，摘要 248 词，Critical relevance statement 28 词。</w:t>
+        <w:t>2. 正文 2,994 词，摘要 248 词，Critical relevance statement 28 词。</w:t>
       </w:r>
     </w:p>
     <w:p>

--- a/投稿操作单_InsightsIntoImaging.docx
+++ b/投稿操作单_InsightsIntoImaging.docx
@@ -343,7 +343,7 @@
         <w:t>Key Points</w:t>
       </w:r>
       <w:r>
-        <w:t>（系统通常单独设框，三条分别填）：</w:t>
+        <w:t>（Editorial Manager 在「Additional Information」步骤的 Questionnaire 里问，不是简单三个空框，三条各有固定要求，字数按空格分词计，系统会实时显示字符数）：</w:t>
       </w:r>
     </w:p>
     <w:p>
@@ -351,7 +351,7 @@
         <w:spacing w:after="160"/>
       </w:pPr>
       <w:r>
-        <w:t>Duodenal landmarks appeared in three of 119 routine ultrasound examinations.</w:t>
+        <w:t>Key Point 1 – Question（说明研究要解决的临床未满足需求，20–25 词，限 300 字符）：</w:t>
       </w:r>
     </w:p>
     <w:p>
@@ -359,7 +359,7 @@
         <w:spacing w:after="160"/>
       </w:pPr>
       <w:r>
-        <w:t>A whirlpool sign was recorded in only half the children with confirmed volvulus.</w:t>
+        <w:t>Intestinal malrotation with volvulus is a surgical emergency; ultrasound is advocated as first-line imaging based on sensitivities from dedicated protocols, not routine reporting.</w:t>
       </w:r>
     </w:p>
     <w:p>
@@ -367,7 +367,63 @@
         <w:spacing w:after="160"/>
       </w:pPr>
       <w:r>
-        <w:t>Detection rose with a change in examination type as much as with calendar era.</w:t>
+        <w:t>（23 词，179 字符）</w:t>
+      </w:r>
+    </w:p>
+    <w:p>
+      <w:pPr>
+        <w:spacing w:after="160"/>
+      </w:pPr>
+      <w:r>
+        <w:t>Key Point 2 – Findings（客观总结主要结果，20–25 词，限 300 字符）：</w:t>
+      </w:r>
+    </w:p>
+    <w:p>
+      <w:pPr>
+        <w:spacing w:after="160"/>
+      </w:pPr>
+      <w:r>
+        <w:t>Among 410 surgically confirmed children, routine ultrasound reports documented duodenal landmarks in only 2.5% of examinations; detection tracked the whirlpool sign almost exclusively.</w:t>
+      </w:r>
+    </w:p>
+    <w:p>
+      <w:pPr>
+        <w:spacing w:after="160"/>
+      </w:pPr>
+      <w:r>
+        <w:t>（23 词，184 字符）</w:t>
+      </w:r>
+    </w:p>
+    <w:p>
+      <w:pPr>
+        <w:spacing w:after="160"/>
+      </w:pPr>
+      <w:r>
+        <w:t>Key Point 3 – Critical Relevance Statement（说明本文如何批判性评估一个问题、如何推动临床放射学实践，≤40 词，限 450 字符）：</w:t>
+      </w:r>
+    </w:p>
+    <w:p>
+      <w:pPr>
+        <w:spacing w:after="160"/>
+      </w:pPr>
+      <w:r>
+        <w:t>Departments adopting ultrasound-first pathways for malrotation should audit whether their own reports document the duodenal landmarks that produced the published sensitivities; in this department they almost never did.</w:t>
+      </w:r>
+    </w:p>
+    <w:p>
+      <w:pPr>
+        <w:spacing w:after="160"/>
+      </w:pPr>
+      <w:r>
+        <w:t>（28 词，218 字符）</w:t>
+      </w:r>
+    </w:p>
+    <w:p>
+      <w:pPr>
+        <w:spacing w:after="160"/>
+      </w:pPr>
+      <w:r>
+        <w:t>Key Point 3 与摘要里的 Critical relevance statement 是同一句话，逐字一致——系统这样设计就是要求两者对应，不用另外改写。</w:t>
       </w:r>
     </w:p>
     <w:p>
@@ -378,18 +434,10 @@
         <w:rPr>
           <w:b/>
         </w:rPr>
-        <w:t>Critical relevance statement</w:t>
+        <w:t>系统原话提醒</w:t>
       </w:r>
       <w:r>
-        <w:t>（若系统单列此栏）：</w:t>
-      </w:r>
-    </w:p>
-    <w:p>
-      <w:pPr>
-        <w:spacing w:after="160"/>
-      </w:pPr>
-      <w:r>
-        <w:t>Departments adopting ultrasound-first pathways for malrotation should audit whether their own reports document the duodenal landmarks that produced the published sensitivities; in this department they almost never did.</w:t>
+        <w:t>："Please also add the same key points into the main text file."——上面三句已经逐字写进正文 Key Points 节（正文 `诊断效能_英文稿_InsightsIntoImaging投稿版_v4.docx`），两边一致，不需要再手动同步。</w:t>
       </w:r>
     </w:p>
     <w:p>
@@ -686,7 +734,7 @@
         <w:spacing w:after="160"/>
       </w:pPr>
       <w:r>
-        <w:t>4. Key Points 三条，每条 9–14 词，未复用摘要或正文原句；与正文 Key Points 节逐字一致。</w:t>
+        <w:t>4. Key Points 三条按 Question（23 词）/ Findings（23 词）/ Critical Relevance Statement（28 词，与摘要 CRS 逐字相同，按设计如此）分别填入 Additional Information 问卷，且已逐字写进正文 Key Points 节。</w:t>
       </w:r>
     </w:p>
     <w:p>

--- a/投稿操作单_InsightsIntoImaging.docx
+++ b/投稿操作单_InsightsIntoImaging.docx
@@ -329,7 +329,16 @@
         <w:t>Abstract</w:t>
       </w:r>
       <w:r>
-        <w:t>：从正文 Abstract 节整段复制，保持 Objectives / Methods / Results / Conclusion 四段结构不要合并。</w:t>
+        <w:t>：只粘贴 Objectives / Methods / Results / Conclusions 四段（含这四个段名本身），245 词，系统显示的 Word Count 上限 250 会包含这四个段名。</w:t>
+      </w:r>
+      <w:r>
+        <w:rPr>
+          <w:b/>
+        </w:rPr>
+        <w:t>不要把 Critical relevance statement 和 Keywords 也粘进这个框</w:t>
+      </w:r>
+      <w:r>
+        <w:t>——那两项在 Editorial Manager 里是各自独立的字段（CRS 对应 Additional Information 里的 Key Point 3，见前面 Key Points 一节；Keywords 是下面单独一行）。四段务必保持 Objectives / Methods / Results / Conclusions 结构，不要合并。</w:t>
       </w:r>
     </w:p>
     <w:p>
@@ -718,7 +727,7 @@
         <w:spacing w:after="160"/>
       </w:pPr>
       <w:r>
-        <w:t>2. 正文 2,994 词，摘要 248 词，Critical relevance statement 28 词。</w:t>
+        <w:t>2. 正文 2,994 词，摘要四段（含段名）245 词，Critical relevance statement 28 词。</w:t>
       </w:r>
     </w:p>
     <w:p>

--- a/投稿操作单_InsightsIntoImaging.docx
+++ b/投稿操作单_InsightsIntoImaging.docx
@@ -315,7 +315,7 @@
         <w:t>Keywords</w:t>
       </w:r>
       <w:r>
-        <w:t>：Intestinal malrotation; Intestinal volvulus; Infant, Newborn; Ultrasonography; Radiology report; Quality improvement</w:t>
+        <w:t>（系统限 5 个，用分号分隔逐个填，"Infant, Newborn" 中间是逗号不是分号，算一个词）：Intestinal malrotation; Intestinal volvulus; Infant, Newborn; Ultrasonography; Radiology report</w:t>
       </w:r>
     </w:p>
     <w:p>
